--- a/portfolio_artifacts/ReOrch_智策_AI产品作品集_20260603.docx
+++ b/portfolio_artifacts/ReOrch_智策_AI产品作品集_20260603.docx
@@ -903,7 +903,7 @@
           <w:b w:val="0"/>
           <w:sz w:val="22"/>
         </w:rPr>
-        <w:t>核心材料包括 README.md、docs/portfolio/portfolio_brief.md、docs/portfolio/ai_native_pm_capability_map.md、docs/portfolio/industrial_ai_copilot_solution.md、docs/portfolio/business_process_flow.md、docs/portfolio/prototype_logic.md、docs/portfolio/metric_system.md、docs/portfolio/project_report_materials.md、docs/portfolio/workflow_prompts_io.md、docs/validation/、docs/demo/、app/、frontend/src/、demo/ 和 benchmark/。</w:t>
+        <w:t>关键入口为 README.md、docs/portfolio/portfolio_brief.md、portfolio_proof_matrix.md、evaluation_guardrail_cases.md、failure_iteration_log.md、cost_latency_deployment_boundary.md、personal_contribution.md 和 project_report_materials.md。完整索引见 docs/portfolio/README.md，工程证据见 app/、frontend/src/、demo/、benchmark/ 与 docs/validation/。</w:t>
       </w:r>
     </w:p>
     <w:sectPr>

--- a/portfolio_artifacts/ReOrch_智策_AI产品作品集_20260603.docx
+++ b/portfolio_artifacts/ReOrch_智策_AI产品作品集_20260603.docx
@@ -903,7 +903,7 @@
           <w:b w:val="0"/>
           <w:sz w:val="22"/>
         </w:rPr>
-        <w:t>关键入口为 README.md、docs/portfolio/portfolio_brief.md、portfolio_proof_matrix.md、evaluation_guardrail_cases.md、failure_iteration_log.md、cost_latency_deployment_boundary.md、personal_contribution.md 和 project_report_materials.md。完整索引见 docs/portfolio/README.md，工程证据见 app/、frontend/src/、demo/、benchmark/ 与 docs/validation/。</w:t>
+        <w:t>关键入口为 README.md、service_ai_role_fit.md、prd_decision_workbench.md、mvp_delivery_plan.md、portfolio_proof_matrix.md、evaluation_guardrail_cases.md 和 failure_iteration_log.md。完整索引见 docs/portfolio/README.md。</w:t>
       </w:r>
     </w:p>
     <w:sectPr>

--- a/portfolio_artifacts/ReOrch_智策_AI产品作品集_20260603.docx
+++ b/portfolio_artifacts/ReOrch_智策_AI产品作品集_20260603.docx
@@ -903,7 +903,7 @@
           <w:b w:val="0"/>
           <w:sz w:val="22"/>
         </w:rPr>
-        <w:t>关键入口为 README.md、service_ai_role_fit.md、prd_decision_workbench.md、mvp_delivery_plan.md、portfolio_proof_matrix.md、evaluation_guardrail_cases.md 和 failure_iteration_log.md。完整索引见 docs/portfolio/README.md。</w:t>
+        <w:t>关键入口为 README.md、service_ai_role_fit.md、service_ai_benchmark.md、prd_decision_workbench.md、mvp_delivery_plan.md、portfolio_proof_matrix.md、evaluation_guardrail_cases.md 和 failure_iteration_log.md。完整索引见 docs/portfolio/README.md。</w:t>
       </w:r>
     </w:p>
     <w:sectPr>
